--- a/會議記錄/2025.05.21.docx
+++ b/會議記錄/2025.05.21.docx
@@ -4,6 +4,9 @@
   <w:body>
     <w:p>
       <w:r>
+        <w:rPr>
+          <w:noProof/>
+        </w:rPr>
         <w:drawing>
           <wp:inline distT="0" distB="0" distL="0" distR="0" wp14:anchorId="7E418F1D" wp14:editId="27F58B38">
             <wp:extent cx="5274310" cy="2673985"/>
@@ -55,28 +58,207 @@
         <w:rPr>
           <w:rFonts w:hint="eastAsia"/>
         </w:rPr>
-        <w:t>+</w:t>
-      </w:r>
-      <w:r>
-        <w:rPr>
-          <w:rFonts w:hint="eastAsia"/>
-        </w:rPr>
-        <w:t>點擊統計</w:t>
+        <w:t>會問資料表</w:t>
+      </w:r>
+    </w:p>
+    <w:p>
+      <w:r>
+        <w:rPr>
+          <w:rFonts w:hint="eastAsia"/>
+        </w:rPr>
+        <w:t>為甚麼要再開一個表</w:t>
+      </w:r>
+      <w:r>
+        <w:rPr>
+          <w:rFonts w:hint="eastAsia"/>
+        </w:rPr>
+        <w:t xml:space="preserve">(a?  </w:t>
+      </w:r>
+      <w:r>
+        <w:rPr>
+          <w:rFonts w:hint="eastAsia"/>
+        </w:rPr>
+        <w:t>每</w:t>
+      </w:r>
+      <w:proofErr w:type="gramStart"/>
+      <w:r>
+        <w:rPr>
+          <w:rFonts w:hint="eastAsia"/>
+        </w:rPr>
+        <w:t>個</w:t>
+      </w:r>
+      <w:proofErr w:type="gramEnd"/>
+      <w:r>
+        <w:rPr>
+          <w:rFonts w:hint="eastAsia"/>
+        </w:rPr>
+        <w:t>程式對應不同</w:t>
+      </w:r>
+      <w:r>
+        <w:rPr>
+          <w:rFonts w:hint="eastAsia"/>
+        </w:rPr>
+        <w:t xml:space="preserve">  or </w:t>
+      </w:r>
+      <w:r>
+        <w:rPr>
+          <w:rFonts w:hint="eastAsia"/>
+        </w:rPr>
+        <w:t>改</w:t>
+      </w:r>
+      <w:r>
+        <w:rPr>
+          <w:rFonts w:hint="eastAsia"/>
+        </w:rPr>
+        <w:t xml:space="preserve"> </w:t>
+      </w:r>
+      <w:r>
+        <w:rPr>
+          <w:rFonts w:hint="eastAsia"/>
+        </w:rPr>
+        <w:t>增加欄位狀態就好</w:t>
+      </w:r>
+      <w:r>
+        <w:rPr>
+          <w:rFonts w:hint="eastAsia"/>
+        </w:rPr>
+        <w:t>)</w:t>
+      </w:r>
+    </w:p>
+    <w:p>
+      <w:r>
+        <w:rPr>
+          <w:rFonts w:hint="eastAsia"/>
+        </w:rPr>
+        <w:t>關聯要到</w:t>
+      </w:r>
+      <w:proofErr w:type="spellStart"/>
+      <w:r>
+        <w:rPr>
+          <w:rFonts w:hint="eastAsia"/>
+        </w:rPr>
+        <w:t>this_user_profile</w:t>
+      </w:r>
+      <w:proofErr w:type="spellEnd"/>
+      <w:r>
+        <w:rPr>
+          <w:rFonts w:hint="eastAsia"/>
+        </w:rPr>
+        <w:t>_</w:t>
+      </w:r>
+    </w:p>
+    <w:p>
+      <w:r>
+        <w:rPr>
+          <w:rFonts w:hint="eastAsia"/>
+        </w:rPr>
+        <w:t xml:space="preserve">T01 </w:t>
+      </w:r>
+      <w:proofErr w:type="spellStart"/>
+      <w:r>
+        <w:rPr>
+          <w:rFonts w:hint="eastAsia"/>
+        </w:rPr>
+        <w:t>gmail</w:t>
+      </w:r>
+      <w:proofErr w:type="spellEnd"/>
+      <w:r>
+        <w:rPr>
+          <w:rFonts w:hint="eastAsia"/>
+        </w:rPr>
+        <w:t xml:space="preserve"> 02 </w:t>
+      </w:r>
+      <w:proofErr w:type="spellStart"/>
+      <w:r>
+        <w:rPr>
+          <w:rFonts w:hint="eastAsia"/>
+        </w:rPr>
+        <w:t>uid</w:t>
+      </w:r>
+      <w:proofErr w:type="spellEnd"/>
+      <w:r>
+        <w:rPr>
+          <w:rFonts w:hint="eastAsia"/>
+        </w:rPr>
+        <w:t xml:space="preserve">  </w:t>
+      </w:r>
+      <w:r>
+        <w:rPr>
+          <w:rFonts w:hint="eastAsia"/>
+        </w:rPr>
+        <w:t>初審講解</w:t>
       </w:r>
     </w:p>
     <w:p>
       <w:pPr>
         <w:rPr>
-          <w:rFonts w:hint="eastAsia"/>
+          <w:rFonts w:ascii="Times New Roman"/>
+          <w:sz w:val="26"/>
         </w:rPr>
       </w:pPr>
-      <w:r>
-        <w:rPr>
-          <w:rFonts w:hint="eastAsia"/>
-        </w:rPr>
-        <w:t>會問資料表</w:t>
-      </w:r>
+      <w:proofErr w:type="spellStart"/>
+      <w:r>
+        <w:rPr>
+          <w:rFonts w:ascii="Times New Roman"/>
+          <w:sz w:val="26"/>
+        </w:rPr>
+        <w:t>store_before</w:t>
+      </w:r>
+      <w:proofErr w:type="spellEnd"/>
+      <w:r>
+        <w:rPr>
+          <w:rFonts w:ascii="Times New Roman"/>
+          <w:sz w:val="26"/>
+        </w:rPr>
+        <w:t>_</w:t>
+      </w:r>
+      <w:r>
+        <w:rPr>
+          <w:rFonts w:ascii="Times New Roman" w:hint="eastAsia"/>
+          <w:sz w:val="26"/>
+        </w:rPr>
+        <w:t xml:space="preserve">  </w:t>
+      </w:r>
+      <w:r>
+        <w:rPr>
+          <w:rFonts w:ascii="Times New Roman" w:hint="eastAsia"/>
+          <w:sz w:val="26"/>
+        </w:rPr>
+        <w:t>新增</w:t>
+      </w:r>
+      <w:proofErr w:type="spellStart"/>
+      <w:r>
+        <w:rPr>
+          <w:rFonts w:ascii="Times New Roman" w:hint="eastAsia"/>
+          <w:sz w:val="26"/>
+        </w:rPr>
+        <w:t>poster_id</w:t>
+      </w:r>
+      <w:proofErr w:type="spellEnd"/>
     </w:p>
+    <w:p>
+      <w:pPr>
+        <w:rPr>
+          <w:rFonts w:ascii="Times New Roman"/>
+          <w:sz w:val="26"/>
+        </w:rPr>
+      </w:pPr>
+      <w:r>
+        <w:rPr>
+          <w:rFonts w:ascii="Times New Roman" w:hint="eastAsia"/>
+          <w:sz w:val="26"/>
+        </w:rPr>
+        <w:t>審核狀態分開</w:t>
+      </w:r>
+      <w:r>
+        <w:rPr>
+          <w:rFonts w:ascii="Times New Roman" w:hint="eastAsia"/>
+          <w:sz w:val="26"/>
+        </w:rPr>
+        <w:t>?</w:t>
+      </w:r>
+    </w:p>
+    <w:p/>
     <w:sectPr>
       <w:pgSz w:w="11906" w:h="16838"/>
       <w:pgMar w:top="1440" w:right="1800" w:bottom="1440" w:left="1800" w:header="851" w:footer="992" w:gutter="0"/>
@@ -742,7 +924,6 @@
   <w:style w:type="character" w:default="1" w:styleId="a0">
     <w:name w:val="Default Paragraph Font"/>
     <w:uiPriority w:val="1"/>
-    <w:semiHidden/>
     <w:unhideWhenUsed/>
   </w:style>
   <w:style w:type="table" w:default="1" w:styleId="a1">

--- a/會議記錄/2025.05.21.docx
+++ b/會議記錄/2025.05.21.docx
@@ -46,11 +46,22 @@
     </w:p>
     <w:p/>
     <w:p>
+      <w:pPr>
+        <w:rPr>
+          <w:rFonts w:hint="eastAsia"/>
+        </w:rPr>
+      </w:pPr>
       <w:r>
         <w:rPr>
           <w:rFonts w:hint="eastAsia"/>
         </w:rPr>
         <w:t>商家建立商家表單資料</w:t>
+      </w:r>
+      <w:r>
+        <w:rPr>
+          <w:rFonts w:hint="eastAsia"/>
+        </w:rPr>
+        <w:t xml:space="preserve">  ok</w:t>
       </w:r>
     </w:p>
     <w:p>
@@ -59,203 +70,248 @@
           <w:rFonts w:hint="eastAsia"/>
         </w:rPr>
         <w:t>會問資料表</w:t>
-      </w:r>
-    </w:p>
-    <w:p>
-      <w:r>
-        <w:rPr>
-          <w:rFonts w:hint="eastAsia"/>
-        </w:rPr>
-        <w:t>為甚麼要再開一個表</w:t>
-      </w:r>
-      <w:r>
-        <w:rPr>
-          <w:rFonts w:hint="eastAsia"/>
-        </w:rPr>
-        <w:t xml:space="preserve">(a?  </w:t>
-      </w:r>
-      <w:r>
-        <w:rPr>
-          <w:rFonts w:hint="eastAsia"/>
-        </w:rPr>
-        <w:t>每</w:t>
-      </w:r>
-      <w:proofErr w:type="gramStart"/>
-      <w:r>
-        <w:rPr>
-          <w:rFonts w:hint="eastAsia"/>
-        </w:rPr>
-        <w:t>個</w:t>
-      </w:r>
-      <w:proofErr w:type="gramEnd"/>
-      <w:r>
-        <w:rPr>
-          <w:rFonts w:hint="eastAsia"/>
-        </w:rPr>
-        <w:t>程式對應不同</w:t>
-      </w:r>
-      <w:r>
-        <w:rPr>
-          <w:rFonts w:hint="eastAsia"/>
-        </w:rPr>
-        <w:t xml:space="preserve">  or </w:t>
-      </w:r>
-      <w:r>
-        <w:rPr>
-          <w:rFonts w:hint="eastAsia"/>
-        </w:rPr>
-        <w:t>改</w:t>
-      </w:r>
-      <w:r>
-        <w:rPr>
-          <w:rFonts w:hint="eastAsia"/>
-        </w:rPr>
-        <w:t xml:space="preserve"> </w:t>
-      </w:r>
-      <w:r>
-        <w:rPr>
-          <w:rFonts w:hint="eastAsia"/>
-        </w:rPr>
-        <w:t>增加欄位狀態就好</w:t>
-      </w:r>
-      <w:r>
-        <w:rPr>
-          <w:rFonts w:hint="eastAsia"/>
-        </w:rPr>
-        <w:t>)</w:t>
-      </w:r>
-    </w:p>
-    <w:p>
-      <w:r>
-        <w:rPr>
-          <w:rFonts w:hint="eastAsia"/>
-        </w:rPr>
-        <w:t>關聯要到</w:t>
-      </w:r>
-      <w:proofErr w:type="spellStart"/>
-      <w:r>
-        <w:rPr>
-          <w:rFonts w:hint="eastAsia"/>
-        </w:rPr>
-        <w:t>this_user_profile</w:t>
-      </w:r>
-      <w:proofErr w:type="spellEnd"/>
-      <w:r>
-        <w:rPr>
-          <w:rFonts w:hint="eastAsia"/>
-        </w:rPr>
-        <w:t>_</w:t>
-      </w:r>
-    </w:p>
-    <w:p>
-      <w:r>
-        <w:rPr>
-          <w:rFonts w:hint="eastAsia"/>
-        </w:rPr>
-        <w:t xml:space="preserve">T01 </w:t>
-      </w:r>
-      <w:proofErr w:type="spellStart"/>
-      <w:r>
-        <w:rPr>
-          <w:rFonts w:hint="eastAsia"/>
-        </w:rPr>
-        <w:t>gmail</w:t>
-      </w:r>
-      <w:proofErr w:type="spellEnd"/>
-      <w:r>
-        <w:rPr>
-          <w:rFonts w:hint="eastAsia"/>
-        </w:rPr>
-        <w:t xml:space="preserve"> 02 </w:t>
-      </w:r>
-      <w:proofErr w:type="spellStart"/>
-      <w:r>
-        <w:rPr>
-          <w:rFonts w:hint="eastAsia"/>
-        </w:rPr>
-        <w:t>uid</w:t>
-      </w:r>
-      <w:proofErr w:type="spellEnd"/>
-      <w:r>
-        <w:rPr>
-          <w:rFonts w:hint="eastAsia"/>
-        </w:rPr>
-        <w:t xml:space="preserve">  </w:t>
-      </w:r>
-      <w:r>
-        <w:rPr>
-          <w:rFonts w:hint="eastAsia"/>
-        </w:rPr>
-        <w:t>初審講解</w:t>
       </w:r>
     </w:p>
     <w:p>
       <w:pPr>
         <w:rPr>
-          <w:rFonts w:ascii="Times New Roman"/>
-          <w:sz w:val="26"/>
+          <w:rFonts w:hint="eastAsia"/>
         </w:rPr>
       </w:pPr>
-      <w:proofErr w:type="spellStart"/>
-      <w:r>
-        <w:rPr>
-          <w:rFonts w:ascii="Times New Roman"/>
-          <w:sz w:val="26"/>
-        </w:rPr>
-        <w:t>store_before</w:t>
-      </w:r>
-      <w:proofErr w:type="spellEnd"/>
-      <w:r>
-        <w:rPr>
-          <w:rFonts w:ascii="Times New Roman"/>
-          <w:sz w:val="26"/>
-        </w:rPr>
-        <w:t>_</w:t>
-      </w:r>
-      <w:r>
-        <w:rPr>
-          <w:rFonts w:ascii="Times New Roman" w:hint="eastAsia"/>
-          <w:sz w:val="26"/>
-        </w:rPr>
-        <w:t xml:space="preserve">  </w:t>
-      </w:r>
-      <w:r>
-        <w:rPr>
-          <w:rFonts w:ascii="Times New Roman" w:hint="eastAsia"/>
-          <w:sz w:val="26"/>
-        </w:rPr>
-        <w:t>新增</w:t>
-      </w:r>
-      <w:proofErr w:type="spellStart"/>
-      <w:r>
-        <w:rPr>
-          <w:rFonts w:ascii="Times New Roman" w:hint="eastAsia"/>
-          <w:sz w:val="26"/>
-        </w:rPr>
-        <w:t>poster_id</w:t>
-      </w:r>
-      <w:proofErr w:type="spellEnd"/>
+      <w:r>
+        <w:rPr>
+          <w:rFonts w:hint="eastAsia"/>
+        </w:rPr>
+        <w:t>為甚麼要再開一個表</w:t>
+      </w:r>
+      <w:r>
+        <w:rPr>
+          <w:rFonts w:hint="eastAsia"/>
+        </w:rPr>
+        <w:t xml:space="preserve">(a?  </w:t>
+      </w:r>
+      <w:r>
+        <w:rPr>
+          <w:rFonts w:hint="eastAsia"/>
+        </w:rPr>
+        <w:t>每</w:t>
+      </w:r>
+      <w:proofErr w:type="gramStart"/>
+      <w:r>
+        <w:rPr>
+          <w:rFonts w:hint="eastAsia"/>
+        </w:rPr>
+        <w:t>個</w:t>
+      </w:r>
+      <w:proofErr w:type="gramEnd"/>
+      <w:r>
+        <w:rPr>
+          <w:rFonts w:hint="eastAsia"/>
+        </w:rPr>
+        <w:t>程式對應不同</w:t>
+      </w:r>
+      <w:r>
+        <w:rPr>
+          <w:rFonts w:hint="eastAsia"/>
+        </w:rPr>
+        <w:t xml:space="preserve">  or </w:t>
+      </w:r>
+      <w:r>
+        <w:rPr>
+          <w:rFonts w:hint="eastAsia"/>
+        </w:rPr>
+        <w:t>改</w:t>
+      </w:r>
+      <w:r>
+        <w:rPr>
+          <w:rFonts w:hint="eastAsia"/>
+        </w:rPr>
+        <w:t xml:space="preserve"> </w:t>
+      </w:r>
+      <w:r>
+        <w:rPr>
+          <w:rFonts w:hint="eastAsia"/>
+        </w:rPr>
+        <w:t>增加欄位狀態就好</w:t>
+      </w:r>
+      <w:r>
+        <w:rPr>
+          <w:rFonts w:hint="eastAsia"/>
+        </w:rPr>
+        <w:t>)</w:t>
+      </w:r>
+      <w:r>
+        <w:rPr>
+          <w:rFonts w:hint="eastAsia"/>
+        </w:rPr>
+        <w:t xml:space="preserve">  ok</w:t>
+      </w:r>
     </w:p>
     <w:p>
       <w:pPr>
         <w:rPr>
+          <w:rFonts w:hint="eastAsia"/>
+        </w:rPr>
+      </w:pPr>
+      <w:r>
+        <w:rPr>
+          <w:rFonts w:hint="eastAsia"/>
+        </w:rPr>
+        <w:t>關聯要到</w:t>
+      </w:r>
+      <w:proofErr w:type="spellStart"/>
+      <w:r>
+        <w:rPr>
+          <w:rFonts w:hint="eastAsia"/>
+        </w:rPr>
+        <w:t>this_user_profile</w:t>
+      </w:r>
+      <w:proofErr w:type="spellEnd"/>
+      <w:r>
+        <w:rPr>
+          <w:rFonts w:hint="eastAsia"/>
+        </w:rPr>
+        <w:t>_</w:t>
+      </w:r>
+      <w:r>
+        <w:rPr>
+          <w:rFonts w:hint="eastAsia"/>
+        </w:rPr>
+        <w:t xml:space="preserve">  ok</w:t>
+      </w:r>
+    </w:p>
+    <w:p>
+      <w:bookmarkStart w:id="0" w:name="_Hlk198837756"/>
+      <w:r>
+        <w:rPr>
+          <w:rFonts w:hint="eastAsia"/>
+        </w:rPr>
+        <w:t xml:space="preserve">T01 </w:t>
+      </w:r>
+      <w:proofErr w:type="spellStart"/>
+      <w:r>
+        <w:rPr>
+          <w:rFonts w:hint="eastAsia"/>
+        </w:rPr>
+        <w:t>gmail</w:t>
+      </w:r>
+      <w:proofErr w:type="spellEnd"/>
+      <w:r>
+        <w:rPr>
+          <w:rFonts w:hint="eastAsia"/>
+        </w:rPr>
+        <w:t xml:space="preserve"> 02 </w:t>
+      </w:r>
+      <w:proofErr w:type="spellStart"/>
+      <w:r>
+        <w:rPr>
+          <w:rFonts w:hint="eastAsia"/>
+        </w:rPr>
+        <w:t>uid</w:t>
+      </w:r>
+      <w:proofErr w:type="spellEnd"/>
+      <w:r>
+        <w:rPr>
+          <w:rFonts w:hint="eastAsia"/>
+        </w:rPr>
+        <w:t xml:space="preserve">  </w:t>
+      </w:r>
+      <w:r>
+        <w:rPr>
+          <w:rFonts w:hint="eastAsia"/>
+        </w:rPr>
+        <w:t>初審講解</w:t>
+      </w:r>
+    </w:p>
+    <w:bookmarkEnd w:id="0"/>
+    <w:p>
+      <w:pPr>
+        <w:rPr>
+          <w:rFonts w:ascii="Times New Roman" w:hint="eastAsia"/>
+          <w:sz w:val="26"/>
+        </w:rPr>
+      </w:pPr>
+      <w:proofErr w:type="spellStart"/>
+      <w:r>
+        <w:rPr>
           <w:rFonts w:ascii="Times New Roman"/>
           <w:sz w:val="26"/>
         </w:rPr>
-      </w:pPr>
+        <w:t>store_before</w:t>
+      </w:r>
+      <w:proofErr w:type="spellEnd"/>
+      <w:r>
+        <w:rPr>
+          <w:rFonts w:ascii="Times New Roman"/>
+          <w:sz w:val="26"/>
+        </w:rPr>
+        <w:t>_</w:t>
+      </w:r>
       <w:r>
         <w:rPr>
           <w:rFonts w:ascii="Times New Roman" w:hint="eastAsia"/>
           <w:sz w:val="26"/>
         </w:rPr>
-        <w:t>審核狀態分開</w:t>
+        <w:t xml:space="preserve">  </w:t>
       </w:r>
       <w:r>
         <w:rPr>
           <w:rFonts w:ascii="Times New Roman" w:hint="eastAsia"/>
           <w:sz w:val="26"/>
         </w:rPr>
+        <w:t>新增</w:t>
+      </w:r>
+      <w:proofErr w:type="spellStart"/>
+      <w:r>
+        <w:rPr>
+          <w:rFonts w:ascii="Times New Roman" w:hint="eastAsia"/>
+          <w:sz w:val="26"/>
+        </w:rPr>
+        <w:t>poster_id</w:t>
+      </w:r>
+      <w:proofErr w:type="spellEnd"/>
+      <w:r>
+        <w:rPr>
+          <w:rFonts w:ascii="Times New Roman" w:hint="eastAsia"/>
+          <w:sz w:val="26"/>
+        </w:rPr>
+        <w:t xml:space="preserve">  ok</w:t>
+      </w:r>
+    </w:p>
+    <w:p>
+      <w:pPr>
+        <w:rPr>
+          <w:rFonts w:ascii="Times New Roman"/>
+          <w:sz w:val="26"/>
+        </w:rPr>
+      </w:pPr>
+      <w:r>
+        <w:rPr>
+          <w:rFonts w:ascii="Times New Roman" w:hint="eastAsia"/>
+          <w:sz w:val="26"/>
+        </w:rPr>
+        <w:t>審核狀態分開</w:t>
+      </w:r>
+      <w:r>
+        <w:rPr>
+          <w:rFonts w:ascii="Times New Roman" w:hint="eastAsia"/>
+          <w:sz w:val="26"/>
+        </w:rPr>
         <w:t>?</w:t>
+      </w:r>
+      <w:r>
+        <w:rPr>
+          <w:rFonts w:ascii="Times New Roman" w:hint="eastAsia"/>
+          <w:sz w:val="26"/>
+        </w:rPr>
+        <w:t xml:space="preserve">  </w:t>
+      </w:r>
+      <w:r>
+        <w:rPr>
+          <w:rFonts w:ascii="Times New Roman" w:hint="eastAsia"/>
+          <w:sz w:val="26"/>
+        </w:rPr>
+        <w:t>對分開</w:t>
       </w:r>
     </w:p>
     <w:p/>
@@ -924,6 +980,7 @@
   <w:style w:type="character" w:default="1" w:styleId="a0">
     <w:name w:val="Default Paragraph Font"/>
     <w:uiPriority w:val="1"/>
+    <w:semiHidden/>
     <w:unhideWhenUsed/>
   </w:style>
   <w:style w:type="table" w:default="1" w:styleId="a1">
